--- a/docs/protocol/reconstruction/workflow.docx
+++ b/docs/protocol/reconstruction/workflow.docx
@@ -22465,6 +22465,9 @@
         <w:sym w:font="Wingdings" w:char="F0E0"/>
       </w:r>
       <w:r>
+        <w:t xml:space="preserve"> Vollspektrum,</w:t>
+      </w:r>
+      <w:r>
         <w:t xml:space="preserve"> Absorbanz</w:t>
       </w:r>
     </w:p>
@@ -38912,18 +38915,31 @@
         <w:t xml:space="preserve"> 2c 07</w:t>
       </w:r>
       <w:r>
-        <w:t xml:space="preserve"> 00 00 0d </w:t>
-      </w:r>
-      <w:r>
-        <w:rPr>
-          <w:b/>
-          <w:bCs/>
-        </w:rPr>
-        <w:t>01 dc</w:t>
+        <w:t xml:space="preserve"> 00 00 </w:t>
+      </w:r>
+      <w:r>
+        <w:rPr>
+          <w:b/>
+          <w:bCs/>
+        </w:rPr>
+        <w:t>0d</w:t>
       </w:r>
       <w:r>
         <w:t xml:space="preserve"> </w:t>
       </w:r>
+      <w:r>
+        <w:rPr>
+          <w:b/>
+          <w:bCs/>
+        </w:rPr>
+        <w:t xml:space="preserve">01 </w:t>
+      </w:r>
+      <w:r>
+        <w:t>dc</w:t>
+      </w:r>
+      <w:r>
+        <w:t xml:space="preserve"> </w:t>
+      </w:r>
       <w:proofErr w:type="spellStart"/>
       <w:r>
         <w:t>fc</w:t>
@@ -39077,18 +39093,31 @@
         <w:t xml:space="preserve"> 2c 07</w:t>
       </w:r>
       <w:r>
-        <w:t xml:space="preserve"> 00 00 0d </w:t>
-      </w:r>
-      <w:r>
-        <w:rPr>
-          <w:b/>
-          <w:bCs/>
-        </w:rPr>
-        <w:t>01 dc</w:t>
+        <w:t xml:space="preserve"> 00 00 </w:t>
+      </w:r>
+      <w:r>
+        <w:rPr>
+          <w:b/>
+          <w:bCs/>
+        </w:rPr>
+        <w:t>0d</w:t>
       </w:r>
       <w:r>
         <w:t xml:space="preserve"> </w:t>
       </w:r>
+      <w:r>
+        <w:rPr>
+          <w:b/>
+          <w:bCs/>
+        </w:rPr>
+        <w:t xml:space="preserve">01 </w:t>
+      </w:r>
+      <w:r>
+        <w:t>dc</w:t>
+      </w:r>
+      <w:r>
+        <w:t xml:space="preserve"> </w:t>
+      </w:r>
       <w:proofErr w:type="spellStart"/>
       <w:r>
         <w:t>fc</w:t>
@@ -39242,18 +39271,31 @@
         <w:t xml:space="preserve"> 2c 07</w:t>
       </w:r>
       <w:r>
-        <w:t xml:space="preserve"> 00 00 0d </w:t>
-      </w:r>
-      <w:r>
-        <w:rPr>
-          <w:b/>
-          <w:bCs/>
-        </w:rPr>
-        <w:t>01 dc</w:t>
+        <w:t xml:space="preserve"> 00 00 </w:t>
+      </w:r>
+      <w:r>
+        <w:rPr>
+          <w:b/>
+          <w:bCs/>
+        </w:rPr>
+        <w:t>0d</w:t>
       </w:r>
       <w:r>
         <w:t xml:space="preserve"> </w:t>
       </w:r>
+      <w:r>
+        <w:rPr>
+          <w:b/>
+          <w:bCs/>
+        </w:rPr>
+        <w:t xml:space="preserve">01 </w:t>
+      </w:r>
+      <w:r>
+        <w:t>dc</w:t>
+      </w:r>
+      <w:r>
+        <w:t xml:space="preserve"> </w:t>
+      </w:r>
       <w:proofErr w:type="spellStart"/>
       <w:r>
         <w:t>fc</w:t>
@@ -39407,18 +39449,31 @@
         <w:t xml:space="preserve"> 2c 07</w:t>
       </w:r>
       <w:r>
-        <w:t xml:space="preserve"> 00 00 0d </w:t>
-      </w:r>
-      <w:r>
-        <w:rPr>
-          <w:b/>
-          <w:bCs/>
-        </w:rPr>
-        <w:t>01 dc</w:t>
+        <w:t xml:space="preserve"> 00 00 </w:t>
+      </w:r>
+      <w:r>
+        <w:rPr>
+          <w:b/>
+          <w:bCs/>
+        </w:rPr>
+        <w:t>0d</w:t>
       </w:r>
       <w:r>
         <w:t xml:space="preserve"> </w:t>
       </w:r>
+      <w:r>
+        <w:rPr>
+          <w:b/>
+          <w:bCs/>
+        </w:rPr>
+        <w:t xml:space="preserve">01 </w:t>
+      </w:r>
+      <w:r>
+        <w:t>dc</w:t>
+      </w:r>
+      <w:r>
+        <w:t xml:space="preserve"> </w:t>
+      </w:r>
       <w:proofErr w:type="spellStart"/>
       <w:r>
         <w:t>fc</w:t>
@@ -39572,14 +39627,27 @@
         <w:t xml:space="preserve"> 2c 07</w:t>
       </w:r>
       <w:r>
-        <w:t xml:space="preserve"> 00 00 0d </w:t>
-      </w:r>
-      <w:r>
-        <w:rPr>
-          <w:b/>
-          <w:bCs/>
-        </w:rPr>
-        <w:t>01 dc</w:t>
+        <w:t xml:space="preserve"> 00 00 </w:t>
+      </w:r>
+      <w:r>
+        <w:rPr>
+          <w:b/>
+          <w:bCs/>
+        </w:rPr>
+        <w:t>0d</w:t>
+      </w:r>
+      <w:r>
+        <w:t xml:space="preserve"> </w:t>
+      </w:r>
+      <w:r>
+        <w:rPr>
+          <w:b/>
+          <w:bCs/>
+        </w:rPr>
+        <w:t xml:space="preserve">01 </w:t>
+      </w:r>
+      <w:r>
+        <w:t>dc</w:t>
       </w:r>
       <w:r>
         <w:t xml:space="preserve"> </w:t>
